--- a/Job Hunt 2026/2026-07-18 - Edward Jones - Financial Advisor (Entry Level)/Job Description & Company Research - Edward Jones.docx
+++ b/Job Hunt 2026/2026-07-18 - Edward Jones - Financial Advisor (Entry Level)/Job Description & Company Research - Edward Jones.docx
@@ -44,7 +44,7 @@
         </w:rPr>
         <w:t xml:space="preserve">APPLY:  </w:t>
       </w:r>
-      <w:hyperlink w:history="1" r:id="rIdyineazeapvw87u1fu_o7-">
+      <w:hyperlink w:history="1" r:id="rIduvwmfrxsmblndvtjm2kbj">
         <w:r>
           <w:rPr>
             <w:rFonts w:ascii="Calibri" w:cs="Calibri" w:eastAsia="Calibri" w:hAnsi="Calibri"/>
@@ -1226,7 +1226,7 @@
         </w:rPr>
         <w:t xml:space="preserve"> </w:t>
       </w:r>
-      <w:hyperlink w:history="1" r:id="rIds_dd9sm7gyyokqomyehjd">
+      <w:hyperlink w:history="1" r:id="rIdvymv-2ap1wayg4vhkspkw">
         <w:r>
           <w:rPr>
             <w:rFonts w:ascii="Calibri" w:cs="Calibri" w:eastAsia="Calibri" w:hAnsi="Calibri"/>
@@ -1288,7 +1288,7 @@
         </w:rPr>
         <w:t xml:space="preserve"> </w:t>
       </w:r>
-      <w:hyperlink w:history="1" r:id="rId9fduagnljq_cwgqvqtzrl">
+      <w:hyperlink w:history="1" r:id="rId4lffnpgbo-xibtogv7qjt">
         <w:r>
           <w:rPr>
             <w:rFonts w:ascii="Calibri" w:cs="Calibri" w:eastAsia="Calibri" w:hAnsi="Calibri"/>
@@ -1319,17 +1319,29 @@
     </w:p>
     <w:p>
       <w:pPr>
-        <w:spacing w:after="100" w:line="264"/>
-      </w:pPr>
-      <w:r>
-        <w:rPr>
-          <w:rFonts w:ascii="Calibri" w:cs="Calibri" w:eastAsia="Calibri" w:hAnsi="Calibri"/>
-          <w:color w:val="1A1A1A"/>
-          <w:sz w:val="21"/>
-          <w:szCs w:val="21"/>
-        </w:rPr>
-        <w:t xml:space="preserve">Searches (including site:reddit.com) did not return any real Reddit threads. They only returned auto-generated pages and job postings. The closest firsthand accounts are old wealthmanagement.com forum posts from around 2009. One trainee praised the training. Another thread complained that new reps had trouble getting offices approved and that field trainers did not help much. These are old and may not reflect the program today.</w:t>
-      </w:r>
+        <w:spacing w:after="100"/>
+      </w:pPr>
+      <w:r>
+        <w:rPr>
+          <w:rFonts w:ascii="Calibri" w:cs="Calibri" w:eastAsia="Calibri" w:hAnsi="Calibri"/>
+          <w:color w:val="1A1A1A"/>
+          <w:sz w:val="21"/>
+          <w:szCs w:val="21"/>
+        </w:rPr>
+        <w:t xml:space="preserve">Reddit could not be searched for this sheet: Reddit blocks the automated search Claude uses. Open the link to read what people say there. </w:t>
+      </w:r>
+      <w:hyperlink w:history="1" r:id="rIddw0hhpg_xrdnk1b49ijvj">
+        <w:r>
+          <w:rPr>
+            <w:rFonts w:ascii="Calibri" w:cs="Calibri" w:eastAsia="Calibri" w:hAnsi="Calibri"/>
+            <w:color w:val="1A4D8F"/>
+            <w:sz w:val="21"/>
+            <w:szCs w:val="21"/>
+            <w:u w:val="single"/>
+          </w:rPr>
+          <w:t xml:space="preserve">Search Reddit for Edward Jones</w:t>
+        </w:r>
+      </w:hyperlink>
     </w:p>
     <w:p>
       <w:pPr>
@@ -1393,7 +1405,7 @@
         </w:rPr>
         <w:t xml:space="preserve"> </w:t>
       </w:r>
-      <w:hyperlink w:history="1" r:id="rIdbjo4eszykgdwb0zdr0nok">
+      <w:hyperlink w:history="1" r:id="rId5gqawosgi6lwq2gxswll0">
         <w:r>
           <w:rPr>
             <w:rFonts w:ascii="Calibri" w:cs="Calibri" w:eastAsia="Calibri" w:hAnsi="Calibri"/>
@@ -1413,7 +1425,7 @@
         </w:rPr>
         <w:t xml:space="preserve"> </w:t>
       </w:r>
-      <w:hyperlink w:history="1" r:id="rIdeoeyyd7w8ab6f3zdnuldg">
+      <w:hyperlink w:history="1" r:id="rIdb4vf3qvqkz_ulcksehs0n">
         <w:r>
           <w:rPr>
             <w:rFonts w:ascii="Calibri" w:cs="Calibri" w:eastAsia="Calibri" w:hAnsi="Calibri"/>
@@ -1433,7 +1445,7 @@
         </w:rPr>
         <w:t xml:space="preserve"> </w:t>
       </w:r>
-      <w:hyperlink w:history="1" r:id="rIdepsshnockrbockxp-1v9h">
+      <w:hyperlink w:history="1" r:id="rIdsvilx44_bwzl4dqydbenu">
         <w:r>
           <w:rPr>
             <w:rFonts w:ascii="Calibri" w:cs="Calibri" w:eastAsia="Calibri" w:hAnsi="Calibri"/>
@@ -1472,7 +1484,7 @@
         </w:rPr>
         <w:t xml:space="preserve"> </w:t>
       </w:r>
-      <w:hyperlink w:history="1" r:id="rIddhq6_hilyyb-fzftyk_kz">
+      <w:hyperlink w:history="1" r:id="rId4tb6qtcknu6ctj7-0mwdj">
         <w:r>
           <w:rPr>
             <w:rFonts w:ascii="Calibri" w:cs="Calibri" w:eastAsia="Calibri" w:hAnsi="Calibri"/>
@@ -1492,7 +1504,7 @@
         </w:rPr>
         <w:t xml:space="preserve"> </w:t>
       </w:r>
-      <w:hyperlink w:history="1" r:id="rIddsaoqmuhxftliq25ufk16">
+      <w:hyperlink w:history="1" r:id="rIdksaefnkaofrbbnwmhtqjk">
         <w:r>
           <w:rPr>
             <w:rFonts w:ascii="Calibri" w:cs="Calibri" w:eastAsia="Calibri" w:hAnsi="Calibri"/>
@@ -1512,7 +1524,7 @@
         </w:rPr>
         <w:t xml:space="preserve"> </w:t>
       </w:r>
-      <w:hyperlink w:history="1" r:id="rIdnit1bxhvlhyunyygwcjy7">
+      <w:hyperlink w:history="1" r:id="rIdnh2eiefymmx-4agp5csf8">
         <w:r>
           <w:rPr>
             <w:rFonts w:ascii="Calibri" w:cs="Calibri" w:eastAsia="Calibri" w:hAnsi="Calibri"/>
@@ -1551,7 +1563,7 @@
         </w:rPr>
         <w:t xml:space="preserve"> </w:t>
       </w:r>
-      <w:hyperlink w:history="1" r:id="rIdm38wesebampaicol_nwyf">
+      <w:hyperlink w:history="1" r:id="rIdksfvgxjryr_tjyrm9grun">
         <w:r>
           <w:rPr>
             <w:rFonts w:ascii="Calibri" w:cs="Calibri" w:eastAsia="Calibri" w:hAnsi="Calibri"/>
@@ -1571,7 +1583,7 @@
         </w:rPr>
         <w:t xml:space="preserve"> </w:t>
       </w:r>
-      <w:hyperlink w:history="1" r:id="rIdeztokdkacmjnxnqwqpyng">
+      <w:hyperlink w:history="1" r:id="rId8gcicjambvm63_ajkl2vi">
         <w:r>
           <w:rPr>
             <w:rFonts w:ascii="Calibri" w:cs="Calibri" w:eastAsia="Calibri" w:hAnsi="Calibri"/>
@@ -1610,7 +1622,7 @@
         </w:rPr>
         <w:t xml:space="preserve"> </w:t>
       </w:r>
-      <w:hyperlink w:history="1" r:id="rIdg-zmf7lm8uu8ykflkplxj">
+      <w:hyperlink w:history="1" r:id="rId-cfffiyvz3ueuoxnncruz">
         <w:r>
           <w:rPr>
             <w:rFonts w:ascii="Calibri" w:cs="Calibri" w:eastAsia="Calibri" w:hAnsi="Calibri"/>
@@ -1649,7 +1661,7 @@
         </w:rPr>
         <w:t xml:space="preserve"> </w:t>
       </w:r>
-      <w:hyperlink w:history="1" r:id="rIdy4iz-znrtykkhkgdlwu4u">
+      <w:hyperlink w:history="1" r:id="rIdiye6saxhxwxwkd-c1tmk8">
         <w:r>
           <w:rPr>
             <w:rFonts w:ascii="Calibri" w:cs="Calibri" w:eastAsia="Calibri" w:hAnsi="Calibri"/>
@@ -1669,7 +1681,7 @@
         </w:rPr>
         <w:t xml:space="preserve"> </w:t>
       </w:r>
-      <w:hyperlink w:history="1" r:id="rIdcyuyzsxmspydxqcxlzn6i">
+      <w:hyperlink w:history="1" r:id="rIdbqequdryz5wsg60iy73v_">
         <w:r>
           <w:rPr>
             <w:rFonts w:ascii="Calibri" w:cs="Calibri" w:eastAsia="Calibri" w:hAnsi="Calibri"/>
@@ -1708,7 +1720,7 @@
         </w:rPr>
         <w:t xml:space="preserve"> </w:t>
       </w:r>
-      <w:hyperlink w:history="1" r:id="rIdkyu9is9tolzwewfrpu2he">
+      <w:hyperlink w:history="1" r:id="rIdkaguquoopwrgayk1g0xwh">
         <w:r>
           <w:rPr>
             <w:rFonts w:ascii="Calibri" w:cs="Calibri" w:eastAsia="Calibri" w:hAnsi="Calibri"/>
@@ -1728,7 +1740,7 @@
         </w:rPr>
         <w:t xml:space="preserve"> </w:t>
       </w:r>
-      <w:hyperlink w:history="1" r:id="rIdfuabyx1ritbssirpjau8w">
+      <w:hyperlink w:history="1" r:id="rId_glzvq-l7nkqrvxcs1o2h">
         <w:r>
           <w:rPr>
             <w:rFonts w:ascii="Calibri" w:cs="Calibri" w:eastAsia="Calibri" w:hAnsi="Calibri"/>
@@ -1783,7 +1795,7 @@
         </w:rPr>
         <w:t xml:space="preserve"> </w:t>
       </w:r>
-      <w:hyperlink w:history="1" r:id="rIdmigkwv2jnp0ityysy3e0g">
+      <w:hyperlink w:history="1" r:id="rIdsw0awhevtrjtozmxvm4e3">
         <w:r>
           <w:rPr>
             <w:rFonts w:ascii="Calibri" w:cs="Calibri" w:eastAsia="Calibri" w:hAnsi="Calibri"/>
@@ -1803,7 +1815,7 @@
         </w:rPr>
         <w:t xml:space="preserve"> </w:t>
       </w:r>
-      <w:hyperlink w:history="1" r:id="rId9fcg6_gvv60g14xcp8pwk">
+      <w:hyperlink w:history="1" r:id="rIdeu2kerpmcfmnt2y1ute2h">
         <w:r>
           <w:rPr>
             <w:rFonts w:ascii="Calibri" w:cs="Calibri" w:eastAsia="Calibri" w:hAnsi="Calibri"/>
@@ -1842,7 +1854,7 @@
         </w:rPr>
         <w:t xml:space="preserve"> </w:t>
       </w:r>
-      <w:hyperlink w:history="1" r:id="rIdqjs2pgtgjjuarj-d-mdai">
+      <w:hyperlink w:history="1" r:id="rIdskcjtzfmwmlkpy6udotfr">
         <w:r>
           <w:rPr>
             <w:rFonts w:ascii="Calibri" w:cs="Calibri" w:eastAsia="Calibri" w:hAnsi="Calibri"/>
@@ -1862,7 +1874,7 @@
         </w:rPr>
         <w:t xml:space="preserve"> </w:t>
       </w:r>
-      <w:hyperlink w:history="1" r:id="rIdos77zsmjlfigeulc-3wdl">
+      <w:hyperlink w:history="1" r:id="rIdojvkgs11re89ijjkqyg7q">
         <w:r>
           <w:rPr>
             <w:rFonts w:ascii="Calibri" w:cs="Calibri" w:eastAsia="Calibri" w:hAnsi="Calibri"/>
@@ -1901,7 +1913,7 @@
         </w:rPr>
         <w:t xml:space="preserve"> </w:t>
       </w:r>
-      <w:hyperlink w:history="1" r:id="rIdwiu7ib5hccp2jlo_dkbkj">
+      <w:hyperlink w:history="1" r:id="rIdextcfqzzynv4xr7df_mc_">
         <w:r>
           <w:rPr>
             <w:rFonts w:ascii="Calibri" w:cs="Calibri" w:eastAsia="Calibri" w:hAnsi="Calibri"/>
@@ -1921,7 +1933,7 @@
         </w:rPr>
         <w:t xml:space="preserve"> </w:t>
       </w:r>
-      <w:hyperlink w:history="1" r:id="rIdzvkwx-nkrjjevtdr6npyc">
+      <w:hyperlink w:history="1" r:id="rIdz4dfuzpgqxrikgmpuf9tm">
         <w:r>
           <w:rPr>
             <w:rFonts w:ascii="Calibri" w:cs="Calibri" w:eastAsia="Calibri" w:hAnsi="Calibri"/>
@@ -1960,7 +1972,7 @@
         </w:rPr>
         <w:t xml:space="preserve"> </w:t>
       </w:r>
-      <w:hyperlink w:history="1" r:id="rId-z-pluwjrzjxe1moslfde">
+      <w:hyperlink w:history="1" r:id="rIdhynx2hehldm7u7sxekl8-">
         <w:r>
           <w:rPr>
             <w:rFonts w:ascii="Calibri" w:cs="Calibri" w:eastAsia="Calibri" w:hAnsi="Calibri"/>
@@ -1980,7 +1992,7 @@
         </w:rPr>
         <w:t xml:space="preserve"> </w:t>
       </w:r>
-      <w:hyperlink w:history="1" r:id="rIdxpddqrk2g23w12cn4aoyl">
+      <w:hyperlink w:history="1" r:id="rId6fqe47un6u7fpq_kclixu">
         <w:r>
           <w:rPr>
             <w:rFonts w:ascii="Calibri" w:cs="Calibri" w:eastAsia="Calibri" w:hAnsi="Calibri"/>
@@ -2019,7 +2031,7 @@
         </w:rPr>
         <w:t xml:space="preserve"> </w:t>
       </w:r>
-      <w:hyperlink w:history="1" r:id="rId1mrbxcgsbz4szsuockqld">
+      <w:hyperlink w:history="1" r:id="rIdavhvpvdzuyk_f0fke6nbo">
         <w:r>
           <w:rPr>
             <w:rFonts w:ascii="Calibri" w:cs="Calibri" w:eastAsia="Calibri" w:hAnsi="Calibri"/>
@@ -2039,7 +2051,7 @@
         </w:rPr>
         <w:t xml:space="preserve"> </w:t>
       </w:r>
-      <w:hyperlink w:history="1" r:id="rId3qdlsbhuc0juo9k9gitw1">
+      <w:hyperlink w:history="1" r:id="rIdhsriytf6jlufy5jvixubv">
         <w:r>
           <w:rPr>
             <w:rFonts w:ascii="Calibri" w:cs="Calibri" w:eastAsia="Calibri" w:hAnsi="Calibri"/>
@@ -2059,7 +2071,7 @@
         </w:rPr>
         <w:t xml:space="preserve"> </w:t>
       </w:r>
-      <w:hyperlink w:history="1" r:id="rId2ocwjgwfxtrbkge5s8yeq">
+      <w:hyperlink w:history="1" r:id="rIdgrhkwrvmku6anc6vppozz">
         <w:r>
           <w:rPr>
             <w:rFonts w:ascii="Calibri" w:cs="Calibri" w:eastAsia="Calibri" w:hAnsi="Calibri"/>
@@ -2098,7 +2110,7 @@
         </w:rPr>
         <w:t xml:space="preserve"> </w:t>
       </w:r>
-      <w:hyperlink w:history="1" r:id="rIds473zksueloghmida2ro4">
+      <w:hyperlink w:history="1" r:id="rIdylozryrtg0j67drdf1nb7">
         <w:r>
           <w:rPr>
             <w:rFonts w:ascii="Calibri" w:cs="Calibri" w:eastAsia="Calibri" w:hAnsi="Calibri"/>
@@ -2118,7 +2130,7 @@
         </w:rPr>
         <w:t xml:space="preserve"> </w:t>
       </w:r>
-      <w:hyperlink w:history="1" r:id="rId1j4gygxnxkwz6afhrs-ow">
+      <w:hyperlink w:history="1" r:id="rIdeeyqwae9fxokli3jxuhku">
         <w:r>
           <w:rPr>
             <w:rFonts w:ascii="Calibri" w:cs="Calibri" w:eastAsia="Calibri" w:hAnsi="Calibri"/>
@@ -2280,7 +2292,7 @@
         </w:numPr>
         <w:spacing w:after="50" w:line="259"/>
       </w:pPr>
-      <w:hyperlink w:history="1" r:id="rId4d_fekkze81yazbqy8bqk">
+      <w:hyperlink w:history="1" r:id="rIdw0sfzn7aldpkwg7upxtp-">
         <w:r>
           <w:rPr>
             <w:rFonts w:ascii="Calibri" w:cs="Calibri" w:eastAsia="Calibri" w:hAnsi="Calibri"/>
@@ -2311,7 +2323,7 @@
         </w:numPr>
         <w:spacing w:after="50" w:line="259"/>
       </w:pPr>
-      <w:hyperlink w:history="1" r:id="rIdmweqazz7faomi0oiton2t">
+      <w:hyperlink w:history="1" r:id="rIdfjlcmfwbg_ywtwix9ybtd">
         <w:r>
           <w:rPr>
             <w:rFonts w:ascii="Calibri" w:cs="Calibri" w:eastAsia="Calibri" w:hAnsi="Calibri"/>
@@ -2342,7 +2354,7 @@
         </w:numPr>
         <w:spacing w:after="50" w:line="259"/>
       </w:pPr>
-      <w:hyperlink w:history="1" r:id="rIdvty9gscjxxhgk2s_4vsj4">
+      <w:hyperlink w:history="1" r:id="rIdvqbgcsunhrxyyvllbkcag">
         <w:r>
           <w:rPr>
             <w:rFonts w:ascii="Calibri" w:cs="Calibri" w:eastAsia="Calibri" w:hAnsi="Calibri"/>
@@ -2373,7 +2385,7 @@
         </w:numPr>
         <w:spacing w:after="50" w:line="259"/>
       </w:pPr>
-      <w:hyperlink w:history="1" r:id="rIditrcnouaonjqk3pyxueaw">
+      <w:hyperlink w:history="1" r:id="rIdd3zscohvkjhvsil0rowtf">
         <w:r>
           <w:rPr>
             <w:rFonts w:ascii="Calibri" w:cs="Calibri" w:eastAsia="Calibri" w:hAnsi="Calibri"/>
@@ -2404,7 +2416,7 @@
         </w:numPr>
         <w:spacing w:after="50" w:line="259"/>
       </w:pPr>
-      <w:hyperlink w:history="1" r:id="rIdj5e2jtytcnonhwcw9awxw">
+      <w:hyperlink w:history="1" r:id="rIdoil-qbg0q1ltfo0phraik">
         <w:r>
           <w:rPr>
             <w:rFonts w:ascii="Calibri" w:cs="Calibri" w:eastAsia="Calibri" w:hAnsi="Calibri"/>
@@ -2435,7 +2447,7 @@
         </w:numPr>
         <w:spacing w:after="50" w:line="259"/>
       </w:pPr>
-      <w:hyperlink w:history="1" r:id="rIdcz0qyenn2c_rdtfi-mo9t">
+      <w:hyperlink w:history="1" r:id="rIdxkcioczxo3-h7sqzx43nt">
         <w:r>
           <w:rPr>
             <w:rFonts w:ascii="Calibri" w:cs="Calibri" w:eastAsia="Calibri" w:hAnsi="Calibri"/>
@@ -2466,7 +2478,7 @@
         </w:numPr>
         <w:spacing w:after="50" w:line="259"/>
       </w:pPr>
-      <w:hyperlink w:history="1" r:id="rIdc1pvshfmvxm-5juaxxr7i">
+      <w:hyperlink w:history="1" r:id="rIdo-sc5mq64wobvpbgrkrrz">
         <w:r>
           <w:rPr>
             <w:rFonts w:ascii="Calibri" w:cs="Calibri" w:eastAsia="Calibri" w:hAnsi="Calibri"/>
@@ -2497,7 +2509,7 @@
         </w:numPr>
         <w:spacing w:after="50" w:line="259"/>
       </w:pPr>
-      <w:hyperlink w:history="1" r:id="rIdzkztm-ggc0pbqtx7ginh5">
+      <w:hyperlink w:history="1" r:id="rIdkhc_tpp8prsderqx30yf9">
         <w:r>
           <w:rPr>
             <w:rFonts w:ascii="Calibri" w:cs="Calibri" w:eastAsia="Calibri" w:hAnsi="Calibri"/>
@@ -2528,7 +2540,7 @@
         </w:numPr>
         <w:spacing w:after="50" w:line="259"/>
       </w:pPr>
-      <w:hyperlink w:history="1" r:id="rIdeowyiehmduh7nxpgxdyw9">
+      <w:hyperlink w:history="1" r:id="rIdehanslgrcc3tuocsvynbi">
         <w:r>
           <w:rPr>
             <w:rFonts w:ascii="Calibri" w:cs="Calibri" w:eastAsia="Calibri" w:hAnsi="Calibri"/>
@@ -2559,7 +2571,7 @@
         </w:numPr>
         <w:spacing w:after="50" w:line="259"/>
       </w:pPr>
-      <w:hyperlink w:history="1" r:id="rIdted-pyyfoxw3g0xdk3ij1">
+      <w:hyperlink w:history="1" r:id="rId3cipjywvvdmrqj3zystkl">
         <w:r>
           <w:rPr>
             <w:rFonts w:ascii="Calibri" w:cs="Calibri" w:eastAsia="Calibri" w:hAnsi="Calibri"/>
@@ -2590,7 +2602,7 @@
         </w:numPr>
         <w:spacing w:after="50" w:line="259"/>
       </w:pPr>
-      <w:hyperlink w:history="1" r:id="rIdgstpb1plpx0tilrh4wibq">
+      <w:hyperlink w:history="1" r:id="rIdu0x2wh1ydhv3i76ah2bgx">
         <w:r>
           <w:rPr>
             <w:rFonts w:ascii="Calibri" w:cs="Calibri" w:eastAsia="Calibri" w:hAnsi="Calibri"/>
@@ -2621,7 +2633,7 @@
         </w:numPr>
         <w:spacing w:after="50" w:line="259"/>
       </w:pPr>
-      <w:hyperlink w:history="1" r:id="rIdydh7q4cf9jxkcbn9xrwwb">
+      <w:hyperlink w:history="1" r:id="rIdxhkfb-pbbo1oivep7uovy">
         <w:r>
           <w:rPr>
             <w:rFonts w:ascii="Calibri" w:cs="Calibri" w:eastAsia="Calibri" w:hAnsi="Calibri"/>
@@ -2652,7 +2664,7 @@
         </w:numPr>
         <w:spacing w:after="50" w:line="259"/>
       </w:pPr>
-      <w:hyperlink w:history="1" r:id="rIdq870em0jsmw17vvh9pzom">
+      <w:hyperlink w:history="1" r:id="rIde9w8w1i1hktyjbv-6jgnr">
         <w:r>
           <w:rPr>
             <w:rFonts w:ascii="Calibri" w:cs="Calibri" w:eastAsia="Calibri" w:hAnsi="Calibri"/>
@@ -2683,7 +2695,7 @@
         </w:numPr>
         <w:spacing w:after="50" w:line="259"/>
       </w:pPr>
-      <w:hyperlink w:history="1" r:id="rIdpim7wdw_cp9to-vtcogc3">
+      <w:hyperlink w:history="1" r:id="rIdzmwbdyphts5ktwjsa1x1b">
         <w:r>
           <w:rPr>
             <w:rFonts w:ascii="Calibri" w:cs="Calibri" w:eastAsia="Calibri" w:hAnsi="Calibri"/>
@@ -2714,7 +2726,7 @@
         </w:numPr>
         <w:spacing w:after="50" w:line="259"/>
       </w:pPr>
-      <w:hyperlink w:history="1" r:id="rId09xtd8zu4njxhks6nt1w3">
+      <w:hyperlink w:history="1" r:id="rId8nn-qpmqiiyo7dj9bkmfh">
         <w:r>
           <w:rPr>
             <w:rFonts w:ascii="Calibri" w:cs="Calibri" w:eastAsia="Calibri" w:hAnsi="Calibri"/>
@@ -2745,7 +2757,7 @@
         </w:numPr>
         <w:spacing w:after="50" w:line="259"/>
       </w:pPr>
-      <w:hyperlink w:history="1" r:id="rIdnm_nhmagpakkxhjxptihf">
+      <w:hyperlink w:history="1" r:id="rIdrui5wtbvcvfilybsklznl">
         <w:r>
           <w:rPr>
             <w:rFonts w:ascii="Calibri" w:cs="Calibri" w:eastAsia="Calibri" w:hAnsi="Calibri"/>
@@ -2776,7 +2788,7 @@
         </w:numPr>
         <w:spacing w:after="50" w:line="259"/>
       </w:pPr>
-      <w:hyperlink w:history="1" r:id="rId--2rjyjkvcmhnloo_tgqo">
+      <w:hyperlink w:history="1" r:id="rIdlanybjmsfvnmo5u88mp-o">
         <w:r>
           <w:rPr>
             <w:rFonts w:ascii="Calibri" w:cs="Calibri" w:eastAsia="Calibri" w:hAnsi="Calibri"/>
@@ -2807,7 +2819,7 @@
         </w:numPr>
         <w:spacing w:after="50" w:line="259"/>
       </w:pPr>
-      <w:hyperlink w:history="1" r:id="rIdj8uevnw-nnx2louelncbs">
+      <w:hyperlink w:history="1" r:id="rIdgubgb0fzo6vq3d9rykez6">
         <w:r>
           <w:rPr>
             <w:rFonts w:ascii="Calibri" w:cs="Calibri" w:eastAsia="Calibri" w:hAnsi="Calibri"/>
@@ -2838,7 +2850,7 @@
         </w:numPr>
         <w:spacing w:after="50" w:line="259"/>
       </w:pPr>
-      <w:hyperlink w:history="1" r:id="rIdihndg-gafchjp7aqwexjm">
+      <w:hyperlink w:history="1" r:id="rId1rg4sxs-gjwmwylw70nor">
         <w:r>
           <w:rPr>
             <w:rFonts w:ascii="Calibri" w:cs="Calibri" w:eastAsia="Calibri" w:hAnsi="Calibri"/>
@@ -2869,7 +2881,7 @@
         </w:numPr>
         <w:spacing w:after="50" w:line="259"/>
       </w:pPr>
-      <w:hyperlink w:history="1" r:id="rIdoouyrkrblzcr_vtqiq2f0">
+      <w:hyperlink w:history="1" r:id="rId9jhlpigpskj6-fp_d7zhs">
         <w:r>
           <w:rPr>
             <w:rFonts w:ascii="Calibri" w:cs="Calibri" w:eastAsia="Calibri" w:hAnsi="Calibri"/>
@@ -2900,7 +2912,7 @@
         </w:numPr>
         <w:spacing w:after="50" w:line="259"/>
       </w:pPr>
-      <w:hyperlink w:history="1" r:id="rIdfxrj3qacgdqjff1ekpwvp">
+      <w:hyperlink w:history="1" r:id="rIdijnjyjcqywf2lpb7hvxks">
         <w:r>
           <w:rPr>
             <w:rFonts w:ascii="Calibri" w:cs="Calibri" w:eastAsia="Calibri" w:hAnsi="Calibri"/>
@@ -2931,7 +2943,7 @@
         </w:numPr>
         <w:spacing w:after="50" w:line="259"/>
       </w:pPr>
-      <w:hyperlink w:history="1" r:id="rIdqu3ossjhvnrgmned1okoj">
+      <w:hyperlink w:history="1" r:id="rIdsnzvvlymnk-vkg0uursbn">
         <w:r>
           <w:rPr>
             <w:rFonts w:ascii="Calibri" w:cs="Calibri" w:eastAsia="Calibri" w:hAnsi="Calibri"/>
@@ -2962,7 +2974,7 @@
         </w:numPr>
         <w:spacing w:after="50" w:line="259"/>
       </w:pPr>
-      <w:hyperlink w:history="1" r:id="rIdhj2ekfib9tbhpmgowtewa">
+      <w:hyperlink w:history="1" r:id="rIddvom6le85ja2hvhc_fc4w">
         <w:r>
           <w:rPr>
             <w:rFonts w:ascii="Calibri" w:cs="Calibri" w:eastAsia="Calibri" w:hAnsi="Calibri"/>
